--- a/说明书/使用说明书及二次开发说明.docx
+++ b/说明书/使用说明书及二次开发说明.docx
@@ -1,6 +1,6 @@
 
 <file path=word/document.xml><?xml version="1.0" encoding="utf-8"?>
-<w:document xmlns:wpc="http://schemas.microsoft.com/office/word/2010/wordprocessingCanvas" xmlns:cx="http://schemas.microsoft.com/office/drawing/2014/chartex" xmlns:cx1="http://schemas.microsoft.com/office/drawing/2015/9/8/chartex" xmlns:cx2="http://schemas.microsoft.com/office/drawing/2015/10/21/chartex" xmlns:cx3="http://schemas.microsoft.com/office/drawing/2016/5/9/chartex" xmlns:cx4="http://schemas.microsoft.com/office/drawing/2016/5/10/chartex" xmlns:cx5="http://schemas.microsoft.com/office/drawing/2016/5/11/chartex" xmlns:cx6="http://schemas.microsoft.com/office/drawing/2016/5/12/chartex" xmlns:cx7="http://schemas.microsoft.com/office/drawing/2016/5/13/chartex" xmlns:cx8="http://schemas.microsoft.com/office/drawing/2016/5/14/chartex" xmlns:mc="http://schemas.openxmlformats.org/markup-compatibility/2006" xmlns:aink="http://schemas.microsoft.com/office/drawing/2016/ink" xmlns:am3d="http://schemas.microsoft.com/office/drawing/2017/model3d" xmlns:o="urn:schemas-microsoft-com:office:office" xmlns:oel="http://schemas.microsoft.com/office/2019/extlst" xmlns:r="http://schemas.openxmlformats.org/officeDocument/2006/relationships" xmlns:m="http://schemas.openxmlformats.org/officeDocument/2006/math" xmlns:v="urn:schemas-microsoft-com:vml" xmlns:wp14="http://schemas.microsoft.com/office/word/2010/wordprocessingDrawing" xmlns:wp="http://schemas.openxmlformats.org/drawingml/2006/wordprocessingDrawing" xmlns:w10="urn:schemas-microsoft-com:office:word" xmlns:w="http://schemas.openxmlformats.org/wordprocessingml/2006/main" xmlns:w14="http://schemas.microsoft.com/office/word/2010/wordml" xmlns:w15="http://schemas.microsoft.com/office/word/2012/wordml" xmlns:w16cex="http://schemas.microsoft.com/office/word/2018/wordml/cex" xmlns:w16cid="http://schemas.microsoft.com/office/word/2016/wordml/cid" xmlns:w16="http://schemas.microsoft.com/office/word/2018/wordml" xmlns:w16du="http://schemas.microsoft.com/office/word/2023/wordml/word16du" xmlns:w16sdtdh="http://schemas.microsoft.com/office/word/2020/wordml/sdtdatahash" xmlns:w16sdtfl="http://schemas.microsoft.com/office/word/2024/wordml/sdtformatlock" xmlns:w16se="http://schemas.microsoft.com/office/word/2015/wordml/symex" xmlns:wpg="http://schemas.microsoft.com/office/word/2010/wordprocessingGroup" xmlns:wpi="http://schemas.microsoft.com/office/word/2010/wordprocessingInk" xmlns:wne="http://schemas.microsoft.com/office/word/2006/wordml" xmlns:wps="http://schemas.microsoft.com/office/word/2010/wordprocessingShape" mc:Ignorable="w14 w15 w16se w16cid w16 w16cex w16sdtdh w16sdtfl w16du wp14">
+<w:document xmlns:wpc="http://schemas.microsoft.com/office/word/2010/wordprocessingCanvas" xmlns:cx="http://schemas.microsoft.com/office/drawing/2014/chartex" xmlns:cx1="http://schemas.microsoft.com/office/drawing/2015/9/8/chartex" xmlns:cx2="http://schemas.microsoft.com/office/drawing/2015/10/21/chartex" xmlns:cx3="http://schemas.microsoft.com/office/drawing/2016/5/9/chartex" xmlns:cx4="http://schemas.microsoft.com/office/drawing/2016/5/10/chartex" xmlns:cx5="http://schemas.microsoft.com/office/drawing/2016/5/11/chartex" xmlns:cx6="http://schemas.microsoft.com/office/drawing/2016/5/12/chartex" xmlns:cx7="http://schemas.microsoft.com/office/drawing/2016/5/13/chartex" xmlns:cx8="http://schemas.microsoft.com/office/drawing/2016/5/14/chartex" xmlns:mc="http://schemas.openxmlformats.org/markup-compatibility/2006" xmlns:aink="http://schemas.microsoft.com/office/drawing/2016/ink" xmlns:am3d="http://schemas.microsoft.com/office/drawing/2017/model3d" xmlns:o="urn:schemas-microsoft-com:office:office" xmlns:oel="http://schemas.microsoft.com/office/2019/extlst" xmlns:r="http://schemas.openxmlformats.org/officeDocument/2006/relationships" xmlns:m="http://schemas.openxmlformats.org/officeDocument/2006/math" xmlns:v="urn:schemas-microsoft-com:vml" xmlns:wp14="http://schemas.microsoft.com/office/word/2010/wordprocessingDrawing" xmlns:wp="http://schemas.openxmlformats.org/drawingml/2006/wordprocessingDrawing" xmlns:w10="urn:schemas-microsoft-com:office:word" xmlns:w="http://schemas.openxmlformats.org/wordprocessingml/2006/main" xmlns:w14="http://schemas.microsoft.com/office/word/2010/wordml" xmlns:w15="http://schemas.microsoft.com/office/word/2012/wordml" xmlns:w16cei="http://schemas.microsoft.com/office/word/2026/wordml/cei" xmlns:w16cex="http://schemas.microsoft.com/office/word/2018/wordml/cex" xmlns:w16cid="http://schemas.microsoft.com/office/word/2016/wordml/cid" xmlns:w16="http://schemas.microsoft.com/office/word/2018/wordml" xmlns:w16du="http://schemas.microsoft.com/office/word/2023/wordml/word16du" xmlns:w16sdtdh="http://schemas.microsoft.com/office/word/2020/wordml/sdtdatahash" xmlns:w16sdtfl="http://schemas.microsoft.com/office/word/2024/wordml/sdtformatlock" xmlns:w16se="http://schemas.microsoft.com/office/word/2015/wordml/symex" xmlns:wpg="http://schemas.microsoft.com/office/word/2010/wordprocessingGroup" xmlns:wpi="http://schemas.microsoft.com/office/word/2010/wordprocessingInk" xmlns:wne="http://schemas.microsoft.com/office/word/2006/wordml" xmlns:wps="http://schemas.microsoft.com/office/word/2010/wordprocessingShape" mc:Ignorable="w14 w15 w16se w16cid w16 w16cex w16sdtdh w16sdtfl w16du wp14">
   <w:body>
     <w:p>
       <w:pPr>
@@ -20,7 +20,7 @@
           <w:szCs w:val="28"/>
         </w:rPr>
         <w:drawing>
-          <wp:anchor distT="0" distB="0" distL="114300" distR="114300" simplePos="0" relativeHeight="251659264" behindDoc="0" locked="0" layoutInCell="1" allowOverlap="1" wp14:anchorId="7DE24B28" wp14:editId="6F51164D">
+          <wp:anchor distT="0" distB="0" distL="114300" distR="114300" simplePos="0" relativeHeight="251659264" behindDoc="0" locked="0" layoutInCell="1" allowOverlap="1" wp14:anchorId="7DE24B28" wp14:editId="1748D40B">
             <wp:simplePos x="0" y="0"/>
             <wp:positionH relativeFrom="margin">
               <wp:posOffset>5177928</wp:posOffset>
@@ -1226,7 +1226,15 @@
               <w:spacing w:after="160" w:line="278" w:lineRule="auto"/>
             </w:pPr>
             <w:r>
-              <w:t>右侧 MicroUSB 接口</w:t>
+              <w:t xml:space="preserve">右侧 </w:t>
+            </w:r>
+            <w:proofErr w:type="spellStart"/>
+            <w:r>
+              <w:t>MicroUSB</w:t>
+            </w:r>
+            <w:proofErr w:type="spellEnd"/>
+            <w:r>
+              <w:t xml:space="preserve"> 接口</w:t>
             </w:r>
           </w:p>
         </w:tc>
@@ -3260,7 +3268,6 @@
     <w:p>
       <w:pPr>
         <w:rPr>
-          <w:rFonts w:hint="eastAsia"/>
           <w:b/>
           <w:bCs/>
         </w:rPr>
@@ -3393,7 +3400,7 @@
           <w:bCs/>
           <w:color w:val="00B0F0"/>
         </w:rPr>
-        <w:t xml:space="preserve"> </w:t>
+        <w:t xml:space="preserve"> 连接</w:t>
       </w:r>
       <w:r>
         <w:rPr>
@@ -3402,7 +3409,7 @@
           <w:bCs/>
           <w:color w:val="00B0F0"/>
         </w:rPr>
-        <w:t>连接</w:t>
+        <w:t>上方</w:t>
       </w:r>
       <w:r>
         <w:rPr>
@@ -3411,7 +3418,7 @@
           <w:bCs/>
           <w:color w:val="00B0F0"/>
         </w:rPr>
-        <w:t>上方</w:t>
+        <w:t>4</w:t>
       </w:r>
       <w:r>
         <w:rPr>
@@ -3420,16 +3427,44 @@
           <w:bCs/>
           <w:color w:val="00B0F0"/>
         </w:rPr>
-        <w:t>4</w:t>
-      </w:r>
-      <w:r>
-        <w:rPr>
-          <w:rFonts w:hint="eastAsia"/>
+        <w:t>号引脚</w:t>
+      </w:r>
+    </w:p>
+    <w:p>
+      <w:pPr>
+        <w:ind w:firstLine="420"/>
+        <w:rPr>
           <w:b/>
           <w:bCs/>
           <w:color w:val="00B0F0"/>
         </w:rPr>
-        <w:t>号引脚</w:t>
+      </w:pPr>
+      <w:r>
+        <w:rPr>
+          <w:rFonts w:hint="eastAsia"/>
+          <w:b/>
+          <w:bCs/>
+          <w:color w:val="00B0F0"/>
+        </w:rPr>
+        <w:t>2.</w:t>
+      </w:r>
+      <w:r>
+        <w:rPr>
+          <w:rFonts w:hint="eastAsia"/>
+          <w:b/>
+          <w:bCs/>
+          <w:color w:val="00B0F0"/>
+        </w:rPr>
+        <w:t xml:space="preserve"> 连接</w:t>
+      </w:r>
+      <w:r>
+        <w:rPr>
+          <w:rFonts w:hint="eastAsia"/>
+          <w:b/>
+          <w:bCs/>
+          <w:color w:val="00B0F0"/>
+        </w:rPr>
+        <w:t>开发板5v引脚</w:t>
       </w:r>
     </w:p>
     <w:p>
@@ -3448,7 +3483,7 @@
           <w:bCs/>
           <w:color w:val="00B0F0"/>
         </w:rPr>
-        <w:t>2.</w:t>
+        <w:t>3.</w:t>
       </w:r>
       <w:r>
         <w:rPr>
@@ -3457,7 +3492,7 @@
           <w:bCs/>
           <w:color w:val="00B0F0"/>
         </w:rPr>
-        <w:t xml:space="preserve"> </w:t>
+        <w:t xml:space="preserve"> 连接</w:t>
       </w:r>
       <w:r>
         <w:rPr>
@@ -3466,7 +3501,7 @@
           <w:bCs/>
           <w:color w:val="00B0F0"/>
         </w:rPr>
-        <w:t>连接</w:t>
+        <w:t>su-03t语音模块的5v</w:t>
       </w:r>
       <w:r>
         <w:rPr>
@@ -3475,7 +3510,7 @@
           <w:bCs/>
           <w:color w:val="00B0F0"/>
         </w:rPr>
-        <w:t>开发板5v引脚</w:t>
+        <w:t>引脚</w:t>
       </w:r>
     </w:p>
     <w:p>
@@ -3494,7 +3529,7 @@
           <w:bCs/>
           <w:color w:val="00B0F0"/>
         </w:rPr>
-        <w:t>3.</w:t>
+        <w:t>4.</w:t>
       </w:r>
       <w:r>
         <w:rPr>
@@ -3503,7 +3538,43 @@
           <w:bCs/>
           <w:color w:val="00B0F0"/>
         </w:rPr>
-        <w:t xml:space="preserve"> </w:t>
+        <w:t xml:space="preserve"> 连接</w:t>
+      </w:r>
+      <w:r>
+        <w:rPr>
+          <w:rFonts w:hint="eastAsia"/>
+          <w:b/>
+          <w:bCs/>
+          <w:color w:val="EE0000"/>
+        </w:rPr>
+        <w:t>下方</w:t>
+      </w:r>
+      <w:r>
+        <w:rPr>
+          <w:rFonts w:hint="eastAsia"/>
+          <w:b/>
+          <w:bCs/>
+          <w:color w:val="EE0000"/>
+        </w:rPr>
+        <w:t>的</w:t>
+      </w:r>
+      <w:r>
+        <w:rPr>
+          <w:rFonts w:hint="eastAsia"/>
+          <w:b/>
+          <w:bCs/>
+          <w:color w:val="EE0000"/>
+        </w:rPr>
+        <w:t>1</w:t>
+      </w:r>
+      <w:r>
+        <w:rPr>
+          <w:rFonts w:hint="eastAsia"/>
+          <w:b/>
+          <w:bCs/>
+          <w:color w:val="EE0000"/>
+        </w:rPr>
+        <w:t>号接口</w:t>
       </w:r>
       <w:r>
         <w:rPr>
@@ -3512,7 +3583,7 @@
           <w:bCs/>
           <w:color w:val="00B0F0"/>
         </w:rPr>
-        <w:t>连接</w:t>
+        <w:t>，负责</w:t>
       </w:r>
       <w:r>
         <w:rPr>
@@ -3521,123 +3592,22 @@
           <w:bCs/>
           <w:color w:val="00B0F0"/>
         </w:rPr>
-        <w:t>su-03t语音模块的</w:t>
-      </w:r>
-      <w:r>
-        <w:rPr>
-          <w:rFonts w:hint="eastAsia"/>
-          <w:b/>
-          <w:bCs/>
-          <w:color w:val="00B0F0"/>
-        </w:rPr>
-        <w:t>5v</w:t>
-      </w:r>
-      <w:r>
-        <w:rPr>
-          <w:rFonts w:hint="eastAsia"/>
-          <w:b/>
-          <w:bCs/>
-          <w:color w:val="00B0F0"/>
-        </w:rPr>
-        <w:t>引脚</w:t>
-      </w:r>
+        <w:t>提供5v供电</w:t>
+      </w:r>
+    </w:p>
+    <w:p>
+      <w:pPr>
+        <w:rPr>
+          <w:b/>
+          <w:bCs/>
+          <w:color w:val="EE0000"/>
+        </w:rPr>
+      </w:pPr>
     </w:p>
     <w:p>
       <w:pPr>
         <w:ind w:firstLine="420"/>
         <w:rPr>
-          <w:b/>
-          <w:bCs/>
-          <w:color w:val="00B0F0"/>
-        </w:rPr>
-      </w:pPr>
-      <w:r>
-        <w:rPr>
-          <w:rFonts w:hint="eastAsia"/>
-          <w:b/>
-          <w:bCs/>
-          <w:color w:val="00B0F0"/>
-        </w:rPr>
-        <w:t>4.</w:t>
-      </w:r>
-      <w:r>
-        <w:rPr>
-          <w:rFonts w:hint="eastAsia"/>
-          <w:b/>
-          <w:bCs/>
-          <w:color w:val="00B0F0"/>
-        </w:rPr>
-        <w:t xml:space="preserve"> 连接</w:t>
-      </w:r>
-      <w:r>
-        <w:rPr>
-          <w:rFonts w:hint="eastAsia"/>
-          <w:b/>
-          <w:bCs/>
-          <w:color w:val="EE0000"/>
-        </w:rPr>
-        <w:t>下方</w:t>
-      </w:r>
-      <w:r>
-        <w:rPr>
-          <w:rFonts w:hint="eastAsia"/>
-          <w:b/>
-          <w:bCs/>
-          <w:color w:val="EE0000"/>
-        </w:rPr>
-        <w:t>的</w:t>
-      </w:r>
-      <w:r>
-        <w:rPr>
-          <w:rFonts w:hint="eastAsia"/>
-          <w:b/>
-          <w:bCs/>
-          <w:color w:val="EE0000"/>
-        </w:rPr>
-        <w:t>1</w:t>
-      </w:r>
-      <w:r>
-        <w:rPr>
-          <w:rFonts w:hint="eastAsia"/>
-          <w:b/>
-          <w:bCs/>
-          <w:color w:val="EE0000"/>
-        </w:rPr>
-        <w:t>号接口</w:t>
-      </w:r>
-      <w:r>
-        <w:rPr>
-          <w:rFonts w:hint="eastAsia"/>
-          <w:b/>
-          <w:bCs/>
-          <w:color w:val="00B0F0"/>
-        </w:rPr>
-        <w:t>，负责</w:t>
-      </w:r>
-      <w:r>
-        <w:rPr>
-          <w:rFonts w:hint="eastAsia"/>
-          <w:b/>
-          <w:bCs/>
-          <w:color w:val="00B0F0"/>
-        </w:rPr>
-        <w:t>提供5v供电</w:t>
-      </w:r>
-    </w:p>
-    <w:p>
-      <w:pPr>
-        <w:rPr>
-          <w:b/>
-          <w:bCs/>
-          <w:color w:val="EE0000"/>
-        </w:rPr>
-      </w:pPr>
-    </w:p>
-    <w:p>
-      <w:pPr>
-        <w:ind w:firstLine="420"/>
-        <w:rPr>
-          <w:rFonts w:hint="eastAsia"/>
           <w:b/>
           <w:bCs/>
           <w:color w:val="EE0000"/>
@@ -3685,7 +3655,6 @@
       <w:pPr>
         <w:ind w:firstLine="420"/>
         <w:rPr>
-          <w:rFonts w:hint="eastAsia"/>
           <w:b/>
           <w:bCs/>
           <w:color w:val="EE0000"/>
@@ -3716,7 +3685,7 @@
           <w:bCs/>
           <w:color w:val="EE0000"/>
         </w:rPr>
-        <w:t>su-03t语音模块的B</w:t>
+        <w:t>su-03t语音模块的B7/TX引脚</w:t>
       </w:r>
       <w:r>
         <w:rPr>
@@ -3725,17 +3694,18 @@
           <w:bCs/>
           <w:color w:val="EE0000"/>
         </w:rPr>
-        <w:t>7</w:t>
-      </w:r>
-      <w:r>
-        <w:rPr>
-          <w:rFonts w:hint="eastAsia"/>
+        <w:t>和开发板B7/RX引脚</w:t>
+      </w:r>
+    </w:p>
+    <w:p>
+      <w:pPr>
+        <w:ind w:firstLine="420"/>
+        <w:rPr>
           <w:b/>
           <w:bCs/>
           <w:color w:val="EE0000"/>
         </w:rPr>
-        <w:t>/</w:t>
-      </w:r>
+      </w:pPr>
       <w:r>
         <w:rPr>
           <w:rFonts w:hint="eastAsia"/>
@@ -3743,7 +3713,7 @@
           <w:bCs/>
           <w:color w:val="EE0000"/>
         </w:rPr>
-        <w:t>T</w:t>
+        <w:t xml:space="preserve">3. </w:t>
       </w:r>
       <w:r>
         <w:rPr>
@@ -3752,7 +3722,7 @@
           <w:bCs/>
           <w:color w:val="EE0000"/>
         </w:rPr>
-        <w:t>X引脚</w:t>
+        <w:t>连接</w:t>
       </w:r>
       <w:r>
         <w:rPr>
@@ -3761,7 +3731,16 @@
           <w:bCs/>
           <w:color w:val="EE0000"/>
         </w:rPr>
-        <w:t>和开发板B7/RX引脚</w:t>
+        <w:t>su-03t语音模块的B6/RX引脚</w:t>
+      </w:r>
+      <w:r>
+        <w:rPr>
+          <w:rFonts w:hint="eastAsia"/>
+          <w:b/>
+          <w:bCs/>
+          <w:color w:val="EE0000"/>
+        </w:rPr>
+        <w:t>和开发板B6/TX引脚</w:t>
       </w:r>
     </w:p>
     <w:p>
@@ -3780,7 +3759,7 @@
           <w:bCs/>
           <w:color w:val="EE0000"/>
         </w:rPr>
-        <w:t xml:space="preserve">3. </w:t>
+        <w:t>4.</w:t>
       </w:r>
       <w:r>
         <w:rPr>
@@ -3789,7 +3768,7 @@
           <w:bCs/>
           <w:color w:val="EE0000"/>
         </w:rPr>
-        <w:t>连接</w:t>
+        <w:t xml:space="preserve"> 连接su-03t语音模块的GND引脚</w:t>
       </w:r>
       <w:r>
         <w:rPr>
@@ -3798,150 +3777,191 @@
           <w:bCs/>
           <w:color w:val="EE0000"/>
         </w:rPr>
-        <w:t>su-03t语音模块的B6/RX引脚</w:t>
-      </w:r>
-      <w:r>
-        <w:rPr>
-          <w:rFonts w:hint="eastAsia"/>
+        <w:t>和开发板GND引脚</w:t>
+      </w:r>
+    </w:p>
+    <w:p>
+      <w:pPr>
+        <w:rPr>
+          <w:b/>
+          <w:bCs/>
+        </w:rPr>
+      </w:pPr>
+      <w:r>
+        <w:rPr>
+          <w:b/>
+          <w:bCs/>
+        </w:rPr>
+        <w:t>3.</w:t>
+      </w:r>
+      <w:r>
+        <w:rPr>
+          <w:rFonts w:hint="eastAsia"/>
+          <w:b/>
+          <w:bCs/>
+        </w:rPr>
+        <w:t>6</w:t>
+      </w:r>
+      <w:r>
+        <w:rPr>
+          <w:b/>
+          <w:bCs/>
+        </w:rPr>
+        <w:t xml:space="preserve"> </w:t>
+      </w:r>
+      <w:r>
+        <w:rPr>
+          <w:rFonts w:hint="eastAsia"/>
+          <w:b/>
+          <w:bCs/>
+        </w:rPr>
+        <w:t>语音及表情烧录操作方法</w:t>
+      </w:r>
+    </w:p>
+    <w:p>
+      <w:pPr>
+        <w:rPr>
+          <w:b/>
+          <w:bCs/>
+        </w:rPr>
+      </w:pPr>
+      <w:r>
+        <w:rPr>
+          <w:b/>
+          <w:bCs/>
+        </w:rPr>
+        <w:tab/>
+      </w:r>
+      <w:r>
+        <w:rPr>
+          <w:rFonts w:hint="eastAsia"/>
+          <w:b/>
+          <w:bCs/>
+        </w:rPr>
+        <w:t>表情烧录：跳线帽连接</w:t>
+      </w:r>
+      <w:r>
+        <w:rPr>
+          <w:rFonts w:hint="eastAsia"/>
+          <w:b/>
+          <w:bCs/>
+          <w:color w:val="00B0F0"/>
+        </w:rPr>
+        <w:t>1号</w:t>
+      </w:r>
+      <w:r>
+        <w:rPr>
+          <w:rFonts w:hint="eastAsia"/>
+          <w:b/>
+          <w:bCs/>
+        </w:rPr>
+        <w:t>和</w:t>
+      </w:r>
+      <w:r>
+        <w:rPr>
+          <w:rFonts w:hint="eastAsia"/>
+          <w:b/>
+          <w:bCs/>
+          <w:color w:val="00B0F0"/>
+        </w:rPr>
+        <w:t>2号</w:t>
+      </w:r>
+      <w:r>
+        <w:rPr>
+          <w:rFonts w:hint="eastAsia"/>
+          <w:b/>
+          <w:bCs/>
+        </w:rPr>
+        <w:t>引脚</w:t>
+      </w:r>
+      <w:r>
+        <w:rPr>
+          <w:rFonts w:hint="eastAsia"/>
+          <w:b/>
+          <w:bCs/>
+        </w:rPr>
+        <w:t>（仅给开发板供电）</w:t>
+      </w:r>
+    </w:p>
+    <w:p>
+      <w:pPr>
+        <w:rPr>
+          <w:b/>
+          <w:bCs/>
+        </w:rPr>
+      </w:pPr>
+      <w:r>
+        <w:rPr>
+          <w:b/>
+          <w:bCs/>
+        </w:rPr>
+        <w:tab/>
+      </w:r>
+      <w:r>
+        <w:rPr>
+          <w:rFonts w:hint="eastAsia"/>
+          <w:b/>
+          <w:bCs/>
+        </w:rPr>
+        <w:t>语音烧录：跳线帽连接</w:t>
+      </w:r>
+      <w:r>
+        <w:rPr>
+          <w:rFonts w:hint="eastAsia"/>
+          <w:b/>
+          <w:bCs/>
+          <w:color w:val="00B0F0"/>
+        </w:rPr>
+        <w:t>3号</w:t>
+      </w:r>
+      <w:r>
+        <w:rPr>
+          <w:rFonts w:hint="eastAsia"/>
+          <w:b/>
+          <w:bCs/>
+        </w:rPr>
+        <w:t>和</w:t>
+      </w:r>
+      <w:r>
+        <w:rPr>
+          <w:rFonts w:hint="eastAsia"/>
+          <w:b/>
+          <w:bCs/>
+          <w:color w:val="00B0F0"/>
+        </w:rPr>
+        <w:t>4号</w:t>
+      </w:r>
+      <w:r>
+        <w:rPr>
+          <w:rFonts w:hint="eastAsia"/>
+          <w:b/>
+          <w:bCs/>
+        </w:rPr>
+        <w:t>引脚</w:t>
+      </w:r>
+      <w:r>
+        <w:rPr>
+          <w:rFonts w:hint="eastAsia"/>
+          <w:b/>
+          <w:bCs/>
+        </w:rPr>
+        <w:t>（仅给语音模块供电）</w:t>
+      </w:r>
+    </w:p>
+    <w:p>
+      <w:pPr>
+        <w:rPr>
+          <w:b/>
+          <w:bCs/>
+          <w:color w:val="000000" w:themeColor="text1"/>
+        </w:rPr>
+      </w:pPr>
+      <w:r>
+        <w:rPr>
           <w:b/>
           <w:bCs/>
           <w:color w:val="EE0000"/>
         </w:rPr>
-        <w:t>和开发板B</w:t>
-      </w:r>
-      <w:r>
-        <w:rPr>
-          <w:rFonts w:hint="eastAsia"/>
-          <w:b/>
-          <w:bCs/>
-          <w:color w:val="EE0000"/>
-        </w:rPr>
-        <w:t>6</w:t>
-      </w:r>
-      <w:r>
-        <w:rPr>
-          <w:rFonts w:hint="eastAsia"/>
-          <w:b/>
-          <w:bCs/>
-          <w:color w:val="EE0000"/>
-        </w:rPr>
-        <w:t>/</w:t>
-      </w:r>
-      <w:r>
-        <w:rPr>
-          <w:rFonts w:hint="eastAsia"/>
-          <w:b/>
-          <w:bCs/>
-          <w:color w:val="EE0000"/>
-        </w:rPr>
-        <w:t>T</w:t>
-      </w:r>
-      <w:r>
-        <w:rPr>
-          <w:rFonts w:hint="eastAsia"/>
-          <w:b/>
-          <w:bCs/>
-          <w:color w:val="EE0000"/>
-        </w:rPr>
-        <w:t>X引脚</w:t>
-      </w:r>
-    </w:p>
-    <w:p>
-      <w:pPr>
-        <w:ind w:firstLine="420"/>
-        <w:rPr>
-          <w:rFonts w:hint="eastAsia"/>
-          <w:b/>
-          <w:bCs/>
-          <w:color w:val="EE0000"/>
-        </w:rPr>
-      </w:pPr>
-      <w:r>
-        <w:rPr>
-          <w:rFonts w:hint="eastAsia"/>
-          <w:b/>
-          <w:bCs/>
-          <w:color w:val="EE0000"/>
-        </w:rPr>
-        <w:t>4.</w:t>
-      </w:r>
-      <w:r>
-        <w:rPr>
-          <w:rFonts w:hint="eastAsia"/>
-          <w:b/>
-          <w:bCs/>
-          <w:color w:val="EE0000"/>
-        </w:rPr>
-        <w:t xml:space="preserve"> 连接su-03t语音模块的GND引脚</w:t>
-      </w:r>
-      <w:r>
-        <w:rPr>
-          <w:rFonts w:hint="eastAsia"/>
-          <w:b/>
-          <w:bCs/>
-          <w:color w:val="EE0000"/>
-        </w:rPr>
-        <w:t>和开发板GND引脚</w:t>
-      </w:r>
-    </w:p>
-    <w:p>
-      <w:pPr>
-        <w:rPr>
-          <w:b/>
-          <w:bCs/>
-        </w:rPr>
-      </w:pPr>
-      <w:r>
-        <w:rPr>
-          <w:b/>
-          <w:bCs/>
-        </w:rPr>
-        <w:t>3.</w:t>
-      </w:r>
-      <w:r>
-        <w:rPr>
-          <w:rFonts w:hint="eastAsia"/>
-          <w:b/>
-          <w:bCs/>
-        </w:rPr>
-        <w:t>6</w:t>
-      </w:r>
-      <w:r>
-        <w:rPr>
-          <w:b/>
-          <w:bCs/>
-        </w:rPr>
-        <w:t xml:space="preserve"> </w:t>
-      </w:r>
-      <w:r>
-        <w:rPr>
-          <w:rFonts w:hint="eastAsia"/>
-          <w:b/>
-          <w:bCs/>
-        </w:rPr>
-        <w:t>语音及表情烧录</w:t>
-      </w:r>
-      <w:r>
-        <w:rPr>
-          <w:rFonts w:hint="eastAsia"/>
-          <w:b/>
-          <w:bCs/>
-        </w:rPr>
-        <w:t>操作方法</w:t>
-      </w:r>
-    </w:p>
-    <w:p>
-      <w:pPr>
-        <w:rPr>
-          <w:b/>
-          <w:bCs/>
-        </w:rPr>
-      </w:pPr>
-      <w:r>
-        <w:rPr>
-          <w:b/>
-          <w:bCs/>
-        </w:rPr>
         <w:tab/>
       </w:r>
       <w:r>
@@ -3949,8 +3969,9 @@
           <w:rFonts w:hint="eastAsia"/>
           <w:b/>
           <w:bCs/>
-        </w:rPr>
-        <w:t>表情烧录：跳线帽连接</w:t>
+          <w:color w:val="000000" w:themeColor="text1"/>
+        </w:rPr>
+        <w:t>烧录完成后：跳线帽连接</w:t>
       </w:r>
       <w:r>
         <w:rPr>
@@ -3959,13 +3980,14 @@
           <w:bCs/>
           <w:color w:val="00B0F0"/>
         </w:rPr>
-        <w:t>1号</w:t>
-      </w:r>
-      <w:r>
-        <w:rPr>
-          <w:rFonts w:hint="eastAsia"/>
-          <w:b/>
-          <w:bCs/>
+        <w:t>2号</w:t>
+      </w:r>
+      <w:r>
+        <w:rPr>
+          <w:rFonts w:hint="eastAsia"/>
+          <w:b/>
+          <w:bCs/>
+          <w:color w:val="000000" w:themeColor="text1"/>
         </w:rPr>
         <w:t>和</w:t>
       </w:r>
@@ -3976,13 +3998,14 @@
           <w:bCs/>
           <w:color w:val="00B0F0"/>
         </w:rPr>
-        <w:t>2号</w:t>
-      </w:r>
-      <w:r>
-        <w:rPr>
-          <w:rFonts w:hint="eastAsia"/>
-          <w:b/>
-          <w:bCs/>
+        <w:t>3号</w:t>
+      </w:r>
+      <w:r>
+        <w:rPr>
+          <w:rFonts w:hint="eastAsia"/>
+          <w:b/>
+          <w:bCs/>
+          <w:color w:val="000000" w:themeColor="text1"/>
         </w:rPr>
         <w:t>引脚</w:t>
       </w:r>
@@ -3991,161 +4014,23 @@
           <w:rFonts w:hint="eastAsia"/>
           <w:b/>
           <w:bCs/>
-        </w:rPr>
-        <w:t>（仅给开发板供电）</w:t>
-      </w:r>
-    </w:p>
-    <w:p>
-      <w:pPr>
-        <w:rPr>
-          <w:rFonts w:hint="eastAsia"/>
-          <w:b/>
-          <w:bCs/>
-        </w:rPr>
-      </w:pPr>
-      <w:r>
-        <w:rPr>
-          <w:b/>
-          <w:bCs/>
-        </w:rPr>
-        <w:tab/>
-      </w:r>
-      <w:r>
-        <w:rPr>
-          <w:rFonts w:hint="eastAsia"/>
-          <w:b/>
-          <w:bCs/>
-        </w:rPr>
-        <w:t>语音烧录：跳线帽连接</w:t>
-      </w:r>
-      <w:r>
-        <w:rPr>
-          <w:rFonts w:hint="eastAsia"/>
-          <w:b/>
-          <w:bCs/>
-          <w:color w:val="00B0F0"/>
-        </w:rPr>
-        <w:t>3号</w:t>
-      </w:r>
-      <w:r>
-        <w:rPr>
-          <w:rFonts w:hint="eastAsia"/>
-          <w:b/>
-          <w:bCs/>
-        </w:rPr>
-        <w:t>和</w:t>
-      </w:r>
-      <w:r>
-        <w:rPr>
-          <w:rFonts w:hint="eastAsia"/>
-          <w:b/>
-          <w:bCs/>
-          <w:color w:val="00B0F0"/>
-        </w:rPr>
-        <w:t>4号</w:t>
-      </w:r>
-      <w:r>
-        <w:rPr>
-          <w:rFonts w:hint="eastAsia"/>
-          <w:b/>
-          <w:bCs/>
-        </w:rPr>
-        <w:t>引脚</w:t>
-      </w:r>
-      <w:r>
-        <w:rPr>
-          <w:rFonts w:hint="eastAsia"/>
-          <w:b/>
-          <w:bCs/>
-        </w:rPr>
-        <w:t>（仅给语音模块供电）</w:t>
-      </w:r>
-    </w:p>
-    <w:p>
-      <w:pPr>
-        <w:rPr>
-          <w:b/>
-          <w:bCs/>
           <w:color w:val="000000" w:themeColor="text1"/>
         </w:rPr>
-      </w:pPr>
-      <w:r>
-        <w:rPr>
-          <w:b/>
-          <w:bCs/>
-          <w:color w:val="EE0000"/>
-        </w:rPr>
-        <w:tab/>
-      </w:r>
-      <w:r>
-        <w:rPr>
-          <w:rFonts w:hint="eastAsia"/>
+        <w:t>（开发板给语音模块供电）</w:t>
+      </w:r>
+    </w:p>
+    <w:p>
+      <w:pPr>
+        <w:rPr>
           <w:b/>
           <w:bCs/>
           <w:color w:val="000000" w:themeColor="text1"/>
         </w:rPr>
-        <w:t>烧录完成后：跳线帽连接</w:t>
-      </w:r>
-      <w:r>
-        <w:rPr>
-          <w:rFonts w:hint="eastAsia"/>
-          <w:b/>
-          <w:bCs/>
-          <w:color w:val="00B0F0"/>
-        </w:rPr>
-        <w:t>2号</w:t>
-      </w:r>
-      <w:r>
-        <w:rPr>
-          <w:rFonts w:hint="eastAsia"/>
-          <w:b/>
-          <w:bCs/>
-          <w:color w:val="000000" w:themeColor="text1"/>
-        </w:rPr>
-        <w:t>和</w:t>
-      </w:r>
-      <w:r>
-        <w:rPr>
-          <w:rFonts w:hint="eastAsia"/>
-          <w:b/>
-          <w:bCs/>
-          <w:color w:val="00B0F0"/>
-        </w:rPr>
-        <w:t>3号</w:t>
-      </w:r>
-      <w:r>
-        <w:rPr>
-          <w:rFonts w:hint="eastAsia"/>
-          <w:b/>
-          <w:bCs/>
-          <w:color w:val="000000" w:themeColor="text1"/>
-        </w:rPr>
-        <w:t>引脚</w:t>
-      </w:r>
-      <w:r>
-        <w:rPr>
-          <w:rFonts w:hint="eastAsia"/>
-          <w:b/>
-          <w:bCs/>
-          <w:color w:val="000000" w:themeColor="text1"/>
-        </w:rPr>
-        <w:t>（开发板给语音模块供电）</w:t>
-      </w:r>
-    </w:p>
-    <w:p>
-      <w:pPr>
-        <w:rPr>
-          <w:rFonts w:hint="eastAsia"/>
-          <w:b/>
-          <w:bCs/>
-          <w:color w:val="000000" w:themeColor="text1"/>
-        </w:rPr>
-      </w:pPr>
-    </w:p>
-    <w:p>
-      <w:pPr>
-        <w:rPr>
-          <w:rFonts w:hint="eastAsia"/>
+      </w:pPr>
+    </w:p>
+    <w:p>
+      <w:pPr>
+        <w:rPr>
           <w:b/>
           <w:bCs/>
         </w:rPr>
@@ -4478,7 +4363,7 @@
 </file>
 
 <file path=word/endnotes.xml><?xml version="1.0" encoding="utf-8"?>
-<w:endnotes xmlns:wpc="http://schemas.microsoft.com/office/word/2010/wordprocessingCanvas" xmlns:cx="http://schemas.microsoft.com/office/drawing/2014/chartex" xmlns:cx1="http://schemas.microsoft.com/office/drawing/2015/9/8/chartex" xmlns:cx2="http://schemas.microsoft.com/office/drawing/2015/10/21/chartex" xmlns:cx3="http://schemas.microsoft.com/office/drawing/2016/5/9/chartex" xmlns:cx4="http://schemas.microsoft.com/office/drawing/2016/5/10/chartex" xmlns:cx5="http://schemas.microsoft.com/office/drawing/2016/5/11/chartex" xmlns:cx6="http://schemas.microsoft.com/office/drawing/2016/5/12/chartex" xmlns:cx7="http://schemas.microsoft.com/office/drawing/2016/5/13/chartex" xmlns:cx8="http://schemas.microsoft.com/office/drawing/2016/5/14/chartex" xmlns:mc="http://schemas.openxmlformats.org/markup-compatibility/2006" xmlns:aink="http://schemas.microsoft.com/office/drawing/2016/ink" xmlns:am3d="http://schemas.microsoft.com/office/drawing/2017/model3d" xmlns:o="urn:schemas-microsoft-com:office:office" xmlns:oel="http://schemas.microsoft.com/office/2019/extlst" xmlns:r="http://schemas.openxmlformats.org/officeDocument/2006/relationships" xmlns:m="http://schemas.openxmlformats.org/officeDocument/2006/math" xmlns:v="urn:schemas-microsoft-com:vml" xmlns:wp14="http://schemas.microsoft.com/office/word/2010/wordprocessingDrawing" xmlns:wp="http://schemas.openxmlformats.org/drawingml/2006/wordprocessingDrawing" xmlns:w10="urn:schemas-microsoft-com:office:word" xmlns:w="http://schemas.openxmlformats.org/wordprocessingml/2006/main" xmlns:w14="http://schemas.microsoft.com/office/word/2010/wordml" xmlns:w15="http://schemas.microsoft.com/office/word/2012/wordml" xmlns:w16cex="http://schemas.microsoft.com/office/word/2018/wordml/cex" xmlns:w16cid="http://schemas.microsoft.com/office/word/2016/wordml/cid" xmlns:w16="http://schemas.microsoft.com/office/word/2018/wordml" xmlns:w16du="http://schemas.microsoft.com/office/word/2023/wordml/word16du" xmlns:w16sdtdh="http://schemas.microsoft.com/office/word/2020/wordml/sdtdatahash" xmlns:w16sdtfl="http://schemas.microsoft.com/office/word/2024/wordml/sdtformatlock" xmlns:w16se="http://schemas.microsoft.com/office/word/2015/wordml/symex" xmlns:wpg="http://schemas.microsoft.com/office/word/2010/wordprocessingGroup" xmlns:wpi="http://schemas.microsoft.com/office/word/2010/wordprocessingInk" xmlns:wne="http://schemas.microsoft.com/office/word/2006/wordml" xmlns:wps="http://schemas.microsoft.com/office/word/2010/wordprocessingShape" mc:Ignorable="w14 w15 w16se w16cid w16 w16cex w16sdtdh w16sdtfl w16du wp14">
+<w:endnotes xmlns:wpc="http://schemas.microsoft.com/office/word/2010/wordprocessingCanvas" xmlns:cx="http://schemas.microsoft.com/office/drawing/2014/chartex" xmlns:cx1="http://schemas.microsoft.com/office/drawing/2015/9/8/chartex" xmlns:cx2="http://schemas.microsoft.com/office/drawing/2015/10/21/chartex" xmlns:cx3="http://schemas.microsoft.com/office/drawing/2016/5/9/chartex" xmlns:cx4="http://schemas.microsoft.com/office/drawing/2016/5/10/chartex" xmlns:cx5="http://schemas.microsoft.com/office/drawing/2016/5/11/chartex" xmlns:cx6="http://schemas.microsoft.com/office/drawing/2016/5/12/chartex" xmlns:cx7="http://schemas.microsoft.com/office/drawing/2016/5/13/chartex" xmlns:cx8="http://schemas.microsoft.com/office/drawing/2016/5/14/chartex" xmlns:mc="http://schemas.openxmlformats.org/markup-compatibility/2006" xmlns:aink="http://schemas.microsoft.com/office/drawing/2016/ink" xmlns:am3d="http://schemas.microsoft.com/office/drawing/2017/model3d" xmlns:o="urn:schemas-microsoft-com:office:office" xmlns:oel="http://schemas.microsoft.com/office/2019/extlst" xmlns:r="http://schemas.openxmlformats.org/officeDocument/2006/relationships" xmlns:m="http://schemas.openxmlformats.org/officeDocument/2006/math" xmlns:v="urn:schemas-microsoft-com:vml" xmlns:wp14="http://schemas.microsoft.com/office/word/2010/wordprocessingDrawing" xmlns:wp="http://schemas.openxmlformats.org/drawingml/2006/wordprocessingDrawing" xmlns:w10="urn:schemas-microsoft-com:office:word" xmlns:w="http://schemas.openxmlformats.org/wordprocessingml/2006/main" xmlns:w14="http://schemas.microsoft.com/office/word/2010/wordml" xmlns:w15="http://schemas.microsoft.com/office/word/2012/wordml" xmlns:w16cei="http://schemas.microsoft.com/office/word/2026/wordml/cei" xmlns:w16cex="http://schemas.microsoft.com/office/word/2018/wordml/cex" xmlns:w16cid="http://schemas.microsoft.com/office/word/2016/wordml/cid" xmlns:w16="http://schemas.microsoft.com/office/word/2018/wordml" xmlns:w16du="http://schemas.microsoft.com/office/word/2023/wordml/word16du" xmlns:w16sdtdh="http://schemas.microsoft.com/office/word/2020/wordml/sdtdatahash" xmlns:w16sdtfl="http://schemas.microsoft.com/office/word/2024/wordml/sdtformatlock" xmlns:w16se="http://schemas.microsoft.com/office/word/2015/wordml/symex" xmlns:wpg="http://schemas.microsoft.com/office/word/2010/wordprocessingGroup" xmlns:wpi="http://schemas.microsoft.com/office/word/2010/wordprocessingInk" xmlns:wne="http://schemas.microsoft.com/office/word/2006/wordml" xmlns:wps="http://schemas.microsoft.com/office/word/2010/wordprocessingShape" mc:Ignorable="w14 w15 w16se w16cid w16 w16cex w16sdtdh w16sdtfl w16du wp14">
   <w:endnote w:type="separator" w:id="-1">
     <w:p>
       <w:pPr>
@@ -4503,7 +4388,7 @@
 </file>
 
 <file path=word/footnotes.xml><?xml version="1.0" encoding="utf-8"?>
-<w:footnotes xmlns:wpc="http://schemas.microsoft.com/office/word/2010/wordprocessingCanvas" xmlns:cx="http://schemas.microsoft.com/office/drawing/2014/chartex" xmlns:cx1="http://schemas.microsoft.com/office/drawing/2015/9/8/chartex" xmlns:cx2="http://schemas.microsoft.com/office/drawing/2015/10/21/chartex" xmlns:cx3="http://schemas.microsoft.com/office/drawing/2016/5/9/chartex" xmlns:cx4="http://schemas.microsoft.com/office/drawing/2016/5/10/chartex" xmlns:cx5="http://schemas.microsoft.com/office/drawing/2016/5/11/chartex" xmlns:cx6="http://schemas.microsoft.com/office/drawing/2016/5/12/chartex" xmlns:cx7="http://schemas.microsoft.com/office/drawing/2016/5/13/chartex" xmlns:cx8="http://schemas.microsoft.com/office/drawing/2016/5/14/chartex" xmlns:mc="http://schemas.openxmlformats.org/markup-compatibility/2006" xmlns:aink="http://schemas.microsoft.com/office/drawing/2016/ink" xmlns:am3d="http://schemas.microsoft.com/office/drawing/2017/model3d" xmlns:o="urn:schemas-microsoft-com:office:office" xmlns:oel="http://schemas.microsoft.com/office/2019/extlst" xmlns:r="http://schemas.openxmlformats.org/officeDocument/2006/relationships" xmlns:m="http://schemas.openxmlformats.org/officeDocument/2006/math" xmlns:v="urn:schemas-microsoft-com:vml" xmlns:wp14="http://schemas.microsoft.com/office/word/2010/wordprocessingDrawing" xmlns:wp="http://schemas.openxmlformats.org/drawingml/2006/wordprocessingDrawing" xmlns:w10="urn:schemas-microsoft-com:office:word" xmlns:w="http://schemas.openxmlformats.org/wordprocessingml/2006/main" xmlns:w14="http://schemas.microsoft.com/office/word/2010/wordml" xmlns:w15="http://schemas.microsoft.com/office/word/2012/wordml" xmlns:w16cex="http://schemas.microsoft.com/office/word/2018/wordml/cex" xmlns:w16cid="http://schemas.microsoft.com/office/word/2016/wordml/cid" xmlns:w16="http://schemas.microsoft.com/office/word/2018/wordml" xmlns:w16du="http://schemas.microsoft.com/office/word/2023/wordml/word16du" xmlns:w16sdtdh="http://schemas.microsoft.com/office/word/2020/wordml/sdtdatahash" xmlns:w16sdtfl="http://schemas.microsoft.com/office/word/2024/wordml/sdtformatlock" xmlns:w16se="http://schemas.microsoft.com/office/word/2015/wordml/symex" xmlns:wpg="http://schemas.microsoft.com/office/word/2010/wordprocessingGroup" xmlns:wpi="http://schemas.microsoft.com/office/word/2010/wordprocessingInk" xmlns:wne="http://schemas.microsoft.com/office/word/2006/wordml" xmlns:wps="http://schemas.microsoft.com/office/word/2010/wordprocessingShape" mc:Ignorable="w14 w15 w16se w16cid w16 w16cex w16sdtdh w16sdtfl w16du wp14">
+<w:footnotes xmlns:wpc="http://schemas.microsoft.com/office/word/2010/wordprocessingCanvas" xmlns:cx="http://schemas.microsoft.com/office/drawing/2014/chartex" xmlns:cx1="http://schemas.microsoft.com/office/drawing/2015/9/8/chartex" xmlns:cx2="http://schemas.microsoft.com/office/drawing/2015/10/21/chartex" xmlns:cx3="http://schemas.microsoft.com/office/drawing/2016/5/9/chartex" xmlns:cx4="http://schemas.microsoft.com/office/drawing/2016/5/10/chartex" xmlns:cx5="http://schemas.microsoft.com/office/drawing/2016/5/11/chartex" xmlns:cx6="http://schemas.microsoft.com/office/drawing/2016/5/12/chartex" xmlns:cx7="http://schemas.microsoft.com/office/drawing/2016/5/13/chartex" xmlns:cx8="http://schemas.microsoft.com/office/drawing/2016/5/14/chartex" xmlns:mc="http://schemas.openxmlformats.org/markup-compatibility/2006" xmlns:aink="http://schemas.microsoft.com/office/drawing/2016/ink" xmlns:am3d="http://schemas.microsoft.com/office/drawing/2017/model3d" xmlns:o="urn:schemas-microsoft-com:office:office" xmlns:oel="http://schemas.microsoft.com/office/2019/extlst" xmlns:r="http://schemas.openxmlformats.org/officeDocument/2006/relationships" xmlns:m="http://schemas.openxmlformats.org/officeDocument/2006/math" xmlns:v="urn:schemas-microsoft-com:vml" xmlns:wp14="http://schemas.microsoft.com/office/word/2010/wordprocessingDrawing" xmlns:wp="http://schemas.openxmlformats.org/drawingml/2006/wordprocessingDrawing" xmlns:w10="urn:schemas-microsoft-com:office:word" xmlns:w="http://schemas.openxmlformats.org/wordprocessingml/2006/main" xmlns:w14="http://schemas.microsoft.com/office/word/2010/wordml" xmlns:w15="http://schemas.microsoft.com/office/word/2012/wordml" xmlns:w16cei="http://schemas.microsoft.com/office/word/2026/wordml/cei" xmlns:w16cex="http://schemas.microsoft.com/office/word/2018/wordml/cex" xmlns:w16cid="http://schemas.microsoft.com/office/word/2016/wordml/cid" xmlns:w16="http://schemas.microsoft.com/office/word/2018/wordml" xmlns:w16du="http://schemas.microsoft.com/office/word/2023/wordml/word16du" xmlns:w16sdtdh="http://schemas.microsoft.com/office/word/2020/wordml/sdtdatahash" xmlns:w16sdtfl="http://schemas.microsoft.com/office/word/2024/wordml/sdtformatlock" xmlns:w16se="http://schemas.microsoft.com/office/word/2015/wordml/symex" xmlns:wpg="http://schemas.microsoft.com/office/word/2010/wordprocessingGroup" xmlns:wpi="http://schemas.microsoft.com/office/word/2010/wordprocessingInk" xmlns:wne="http://schemas.microsoft.com/office/word/2006/wordml" xmlns:wps="http://schemas.microsoft.com/office/word/2010/wordprocessingShape" mc:Ignorable="w14 w15 w16se w16cid w16 w16cex w16sdtdh w16sdtfl w16du wp14">
   <w:footnote w:type="separator" w:id="-1">
     <w:p>
       <w:pPr>
@@ -4528,7 +4413,7 @@
 </file>
 
 <file path=word/numbering.xml><?xml version="1.0" encoding="utf-8"?>
-<w:numbering xmlns:wpc="http://schemas.microsoft.com/office/word/2010/wordprocessingCanvas" xmlns:cx="http://schemas.microsoft.com/office/drawing/2014/chartex" xmlns:cx1="http://schemas.microsoft.com/office/drawing/2015/9/8/chartex" xmlns:cx2="http://schemas.microsoft.com/office/drawing/2015/10/21/chartex" xmlns:cx3="http://schemas.microsoft.com/office/drawing/2016/5/9/chartex" xmlns:cx4="http://schemas.microsoft.com/office/drawing/2016/5/10/chartex" xmlns:cx5="http://schemas.microsoft.com/office/drawing/2016/5/11/chartex" xmlns:cx6="http://schemas.microsoft.com/office/drawing/2016/5/12/chartex" xmlns:cx7="http://schemas.microsoft.com/office/drawing/2016/5/13/chartex" xmlns:cx8="http://schemas.microsoft.com/office/drawing/2016/5/14/chartex" xmlns:mc="http://schemas.openxmlformats.org/markup-compatibility/2006" xmlns:aink="http://schemas.microsoft.com/office/drawing/2016/ink" xmlns:am3d="http://schemas.microsoft.com/office/drawing/2017/model3d" xmlns:o="urn:schemas-microsoft-com:office:office" xmlns:oel="http://schemas.microsoft.com/office/2019/extlst" xmlns:r="http://schemas.openxmlformats.org/officeDocument/2006/relationships" xmlns:m="http://schemas.openxmlformats.org/officeDocument/2006/math" xmlns:v="urn:schemas-microsoft-com:vml" xmlns:wp14="http://schemas.microsoft.com/office/word/2010/wordprocessingDrawing" xmlns:wp="http://schemas.openxmlformats.org/drawingml/2006/wordprocessingDrawing" xmlns:w10="urn:schemas-microsoft-com:office:word" xmlns:w="http://schemas.openxmlformats.org/wordprocessingml/2006/main" xmlns:w14="http://schemas.microsoft.com/office/word/2010/wordml" xmlns:w15="http://schemas.microsoft.com/office/word/2012/wordml" xmlns:w16cex="http://schemas.microsoft.com/office/word/2018/wordml/cex" xmlns:w16cid="http://schemas.microsoft.com/office/word/2016/wordml/cid" xmlns:w16="http://schemas.microsoft.com/office/word/2018/wordml" xmlns:w16du="http://schemas.microsoft.com/office/word/2023/wordml/word16du" xmlns:w16sdtdh="http://schemas.microsoft.com/office/word/2020/wordml/sdtdatahash" xmlns:w16sdtfl="http://schemas.microsoft.com/office/word/2024/wordml/sdtformatlock" xmlns:w16se="http://schemas.microsoft.com/office/word/2015/wordml/symex" xmlns:wpg="http://schemas.microsoft.com/office/word/2010/wordprocessingGroup" xmlns:wpi="http://schemas.microsoft.com/office/word/2010/wordprocessingInk" xmlns:wne="http://schemas.microsoft.com/office/word/2006/wordml" xmlns:wps="http://schemas.microsoft.com/office/word/2010/wordprocessingShape" mc:Ignorable="w14 w15 w16se w16cid w16 w16cex w16sdtdh w16sdtfl w16du wp14">
+<w:numbering xmlns:wpc="http://schemas.microsoft.com/office/word/2010/wordprocessingCanvas" xmlns:cx="http://schemas.microsoft.com/office/drawing/2014/chartex" xmlns:cx1="http://schemas.microsoft.com/office/drawing/2015/9/8/chartex" xmlns:cx2="http://schemas.microsoft.com/office/drawing/2015/10/21/chartex" xmlns:cx3="http://schemas.microsoft.com/office/drawing/2016/5/9/chartex" xmlns:cx4="http://schemas.microsoft.com/office/drawing/2016/5/10/chartex" xmlns:cx5="http://schemas.microsoft.com/office/drawing/2016/5/11/chartex" xmlns:cx6="http://schemas.microsoft.com/office/drawing/2016/5/12/chartex" xmlns:cx7="http://schemas.microsoft.com/office/drawing/2016/5/13/chartex" xmlns:cx8="http://schemas.microsoft.com/office/drawing/2016/5/14/chartex" xmlns:mc="http://schemas.openxmlformats.org/markup-compatibility/2006" xmlns:aink="http://schemas.microsoft.com/office/drawing/2016/ink" xmlns:am3d="http://schemas.microsoft.com/office/drawing/2017/model3d" xmlns:o="urn:schemas-microsoft-com:office:office" xmlns:oel="http://schemas.microsoft.com/office/2019/extlst" xmlns:r="http://schemas.openxmlformats.org/officeDocument/2006/relationships" xmlns:m="http://schemas.openxmlformats.org/officeDocument/2006/math" xmlns:v="urn:schemas-microsoft-com:vml" xmlns:wp14="http://schemas.microsoft.com/office/word/2010/wordprocessingDrawing" xmlns:wp="http://schemas.openxmlformats.org/drawingml/2006/wordprocessingDrawing" xmlns:w10="urn:schemas-microsoft-com:office:word" xmlns:w="http://schemas.openxmlformats.org/wordprocessingml/2006/main" xmlns:w14="http://schemas.microsoft.com/office/word/2010/wordml" xmlns:w15="http://schemas.microsoft.com/office/word/2012/wordml" xmlns:w16cei="http://schemas.microsoft.com/office/word/2026/wordml/cei" xmlns:w16cex="http://schemas.microsoft.com/office/word/2018/wordml/cex" xmlns:w16cid="http://schemas.microsoft.com/office/word/2016/wordml/cid" xmlns:w16="http://schemas.microsoft.com/office/word/2018/wordml" xmlns:w16du="http://schemas.microsoft.com/office/word/2023/wordml/word16du" xmlns:w16sdtdh="http://schemas.microsoft.com/office/word/2020/wordml/sdtdatahash" xmlns:w16sdtfl="http://schemas.microsoft.com/office/word/2024/wordml/sdtformatlock" xmlns:w16se="http://schemas.microsoft.com/office/word/2015/wordml/symex" xmlns:wpg="http://schemas.microsoft.com/office/word/2010/wordprocessingGroup" xmlns:wpi="http://schemas.microsoft.com/office/word/2010/wordprocessingInk" xmlns:wne="http://schemas.microsoft.com/office/word/2006/wordml" xmlns:wps="http://schemas.microsoft.com/office/word/2010/wordprocessingShape" mc:Ignorable="w14 w15 w16se w16cid w16 w16cex w16sdtdh w16sdtfl w16du wp14">
   <w:abstractNum w:abstractNumId="0" w15:restartNumberingAfterBreak="0">
     <w:nsid w:val="0B0F6FEB"/>
     <w:multiLevelType w:val="multilevel"/>

--- a/说明书/使用说明书及二次开发说明.docx
+++ b/说明书/使用说明书及二次开发说明.docx
@@ -20,7 +20,7 @@
           <w:szCs w:val="28"/>
         </w:rPr>
         <w:drawing>
-          <wp:anchor distT="0" distB="0" distL="114300" distR="114300" simplePos="0" relativeHeight="251659264" behindDoc="0" locked="0" layoutInCell="1" allowOverlap="1" wp14:anchorId="7DE24B28" wp14:editId="1748D40B">
+          <wp:anchor distT="0" distB="0" distL="114300" distR="114300" simplePos="0" relativeHeight="251659264" behindDoc="0" locked="0" layoutInCell="1" allowOverlap="1" wp14:anchorId="7DE24B28" wp14:editId="3F9EF471">
             <wp:simplePos x="0" y="0"/>
             <wp:positionH relativeFrom="margin">
               <wp:posOffset>5177928</wp:posOffset>
@@ -1103,7 +1103,19 @@
         </w:numPr>
       </w:pPr>
       <w:r>
-        <w:t>底座绿灯常亮：充满</w:t>
+        <w:t>底座</w:t>
+      </w:r>
+      <w:r>
+        <w:rPr>
+          <w:rFonts w:hint="eastAsia"/>
+        </w:rPr>
+        <w:t>蓝</w:t>
+      </w:r>
+      <w:r>
+        <w:t>灯常亮：充满</w:t>
+      </w:r>
+      <w:r>
+        <w:t>或未放置机器人</w:t>
       </w:r>
     </w:p>
     <w:p>
@@ -1114,7 +1126,7 @@
         </w:numPr>
       </w:pPr>
       <w:r>
-        <w:t>底座灯灭：未放置机器人或电源未接通</w:t>
+        <w:t>底座灯灭：电源未接通</w:t>
       </w:r>
     </w:p>
     <w:p>
@@ -1226,15 +1238,7 @@
               <w:spacing w:after="160" w:line="278" w:lineRule="auto"/>
             </w:pPr>
             <w:r>
-              <w:t xml:space="preserve">右侧 </w:t>
-            </w:r>
-            <w:proofErr w:type="spellStart"/>
-            <w:r>
-              <w:t>MicroUSB</w:t>
-            </w:r>
-            <w:proofErr w:type="spellEnd"/>
-            <w:r>
-              <w:t xml:space="preserve"> 接口</w:t>
+              <w:t>右侧 MicroUSB 接口</w:t>
             </w:r>
           </w:p>
         </w:tc>
@@ -4131,7 +4135,25 @@
       </w:r>
       <w:r>
         <w:br/>
-        <w:t>A：满电连续使用约 2~3 小时（视表情和动作频率）。若长时间插电使用，建议偶尔断开电源让电池进行一次完整充放电，以延长寿命。</w:t>
+        <w:t xml:space="preserve">A：满电连续使用约 </w:t>
+      </w:r>
+      <w:r>
+        <w:rPr>
+          <w:rFonts w:hint="eastAsia"/>
+        </w:rPr>
+        <w:t>1</w:t>
+      </w:r>
+      <w:r>
+        <w:t>小时（视表情和动作频率）</w:t>
+      </w:r>
+      <w:r>
+        <w:rPr>
+          <w:rFonts w:hint="eastAsia"/>
+        </w:rPr>
+        <w:t>，插电使用可以续航时间无限制</w:t>
+      </w:r>
+      <w:r>
+        <w:t>。若长时间插电使用，建议偶尔断开电源让电池进行一次完整充放电，以延长寿命。</w:t>
       </w:r>
     </w:p>
     <w:p>

--- a/说明书/使用说明书及二次开发说明.docx
+++ b/说明书/使用说明书及二次开发说明.docx
@@ -20,7 +20,7 @@
           <w:szCs w:val="28"/>
         </w:rPr>
         <w:drawing>
-          <wp:anchor distT="0" distB="0" distL="114300" distR="114300" simplePos="0" relativeHeight="251659264" behindDoc="0" locked="0" layoutInCell="1" allowOverlap="1" wp14:anchorId="7DE24B28" wp14:editId="3F9EF471">
+          <wp:anchor distT="0" distB="0" distL="114300" distR="114300" simplePos="0" relativeHeight="251659264" behindDoc="0" locked="0" layoutInCell="1" allowOverlap="1" wp14:anchorId="7DE24B28" wp14:editId="575E346E">
             <wp:simplePos x="0" y="0"/>
             <wp:positionH relativeFrom="margin">
               <wp:posOffset>5177928</wp:posOffset>
@@ -1238,7 +1238,15 @@
               <w:spacing w:after="160" w:line="278" w:lineRule="auto"/>
             </w:pPr>
             <w:r>
-              <w:t>右侧 MicroUSB 接口</w:t>
+              <w:t xml:space="preserve">右侧 </w:t>
+            </w:r>
+            <w:proofErr w:type="spellStart"/>
+            <w:r>
+              <w:t>MicroUSB</w:t>
+            </w:r>
+            <w:proofErr w:type="spellEnd"/>
+            <w:r>
+              <w:t xml:space="preserve"> 接口</w:t>
             </w:r>
           </w:p>
         </w:tc>

--- a/说明书/使用说明书及二次开发说明.docx
+++ b/说明书/使用说明书及二次开发说明.docx
@@ -20,7 +20,7 @@
           <w:szCs w:val="28"/>
         </w:rPr>
         <w:drawing>
-          <wp:anchor distT="0" distB="0" distL="114300" distR="114300" simplePos="0" relativeHeight="251659264" behindDoc="0" locked="0" layoutInCell="1" allowOverlap="1" wp14:anchorId="7DE24B28" wp14:editId="575E346E">
+          <wp:anchor distT="0" distB="0" distL="114300" distR="114300" simplePos="0" relativeHeight="251659264" behindDoc="0" locked="0" layoutInCell="1" allowOverlap="1" wp14:anchorId="7DE24B28" wp14:editId="6F78B880">
             <wp:simplePos x="0" y="0"/>
             <wp:positionH relativeFrom="margin">
               <wp:posOffset>5177928</wp:posOffset>
@@ -3832,6 +3832,85 @@
     </w:p>
     <w:p>
       <w:pPr>
+        <w:ind w:left="420"/>
+        <w:rPr>
+          <w:b/>
+          <w:bCs/>
+        </w:rPr>
+      </w:pPr>
+      <w:r>
+        <w:rPr>
+          <w:rFonts w:hint="eastAsia"/>
+          <w:b/>
+          <w:bCs/>
+        </w:rPr>
+        <w:t>表情烧录：跳线帽连接</w:t>
+      </w:r>
+      <w:r>
+        <w:rPr>
+          <w:rFonts w:hint="eastAsia"/>
+          <w:b/>
+          <w:bCs/>
+          <w:color w:val="00B0F0"/>
+        </w:rPr>
+        <w:t>1号</w:t>
+      </w:r>
+      <w:r>
+        <w:rPr>
+          <w:rFonts w:hint="eastAsia"/>
+          <w:b/>
+          <w:bCs/>
+        </w:rPr>
+        <w:t>和</w:t>
+      </w:r>
+      <w:r>
+        <w:rPr>
+          <w:rFonts w:hint="eastAsia"/>
+          <w:b/>
+          <w:bCs/>
+          <w:color w:val="00B0F0"/>
+        </w:rPr>
+        <w:t>2号</w:t>
+      </w:r>
+      <w:r>
+        <w:rPr>
+          <w:rFonts w:hint="eastAsia"/>
+          <w:b/>
+          <w:bCs/>
+        </w:rPr>
+        <w:t>引脚</w:t>
+      </w:r>
+      <w:r>
+        <w:rPr>
+          <w:rFonts w:hint="eastAsia"/>
+          <w:b/>
+          <w:bCs/>
+        </w:rPr>
+        <w:t>（仅给开发板供电）</w:t>
+      </w:r>
+    </w:p>
+    <w:p>
+      <w:pPr>
+        <w:ind w:left="1260" w:firstLineChars="100" w:firstLine="220"/>
+        <w:rPr>
+          <w:rFonts w:hint="eastAsia"/>
+          <w:b/>
+          <w:bCs/>
+          <w:color w:val="EE0000"/>
+        </w:rPr>
+      </w:pPr>
+      <w:r>
+        <w:rPr>
+          <w:rFonts w:hint="eastAsia"/>
+          <w:b/>
+          <w:bCs/>
+          <w:color w:val="EE0000"/>
+        </w:rPr>
+        <w:t>且TTL模块的Tx连接下方的2号引脚，Rx连接下方的3号引脚</w:t>
+      </w:r>
+    </w:p>
+    <w:p>
+      <w:pPr>
         <w:rPr>
           <w:b/>
           <w:bCs/>
@@ -3850,7 +3929,7 @@
           <w:b/>
           <w:bCs/>
         </w:rPr>
-        <w:t>表情烧录：跳线帽连接</w:t>
+        <w:t>语音烧录：跳线帽连接</w:t>
       </w:r>
       <w:r>
         <w:rPr>
@@ -3859,7 +3938,7 @@
           <w:bCs/>
           <w:color w:val="00B0F0"/>
         </w:rPr>
-        <w:t>1号</w:t>
+        <w:t>3号</w:t>
       </w:r>
       <w:r>
         <w:rPr>
@@ -3876,7 +3955,7 @@
           <w:bCs/>
           <w:color w:val="00B0F0"/>
         </w:rPr>
-        <w:t>2号</w:t>
+        <w:t>4号</w:t>
       </w:r>
       <w:r>
         <w:rPr>
@@ -3892,12 +3971,14 @@
           <w:b/>
           <w:bCs/>
         </w:rPr>
-        <w:t>（仅给开发板供电）</w:t>
-      </w:r>
-    </w:p>
-    <w:p>
-      <w:pPr>
-        <w:rPr>
+        <w:t>（仅给语音模块供电）</w:t>
+      </w:r>
+    </w:p>
+    <w:p>
+      <w:pPr>
+        <w:ind w:left="420"/>
+        <w:rPr>
+          <w:rFonts w:hint="eastAsia"/>
           <w:b/>
           <w:bCs/>
         </w:rPr>
@@ -3911,53 +3992,63 @@
       </w:r>
       <w:r>
         <w:rPr>
-          <w:rFonts w:hint="eastAsia"/>
-          <w:b/>
-          <w:bCs/>
-        </w:rPr>
-        <w:t>语音烧录：跳线帽连接</w:t>
-      </w:r>
-      <w:r>
-        <w:rPr>
-          <w:rFonts w:hint="eastAsia"/>
-          <w:b/>
-          <w:bCs/>
-          <w:color w:val="00B0F0"/>
-        </w:rPr>
-        <w:t>3号</w:t>
-      </w:r>
-      <w:r>
-        <w:rPr>
-          <w:rFonts w:hint="eastAsia"/>
-          <w:b/>
-          <w:bCs/>
-        </w:rPr>
-        <w:t>和</w:t>
-      </w:r>
-      <w:r>
-        <w:rPr>
-          <w:rFonts w:hint="eastAsia"/>
-          <w:b/>
-          <w:bCs/>
-          <w:color w:val="00B0F0"/>
-        </w:rPr>
-        <w:t>4号</w:t>
-      </w:r>
-      <w:r>
-        <w:rPr>
-          <w:rFonts w:hint="eastAsia"/>
-          <w:b/>
-          <w:bCs/>
-        </w:rPr>
-        <w:t>引脚</w:t>
-      </w:r>
-      <w:r>
-        <w:rPr>
-          <w:rFonts w:hint="eastAsia"/>
-          <w:b/>
-          <w:bCs/>
-        </w:rPr>
-        <w:t>（仅给语音模块供电）</w:t>
+          <w:b/>
+          <w:bCs/>
+        </w:rPr>
+        <w:tab/>
+      </w:r>
+      <w:r>
+        <w:rPr>
+          <w:rFonts w:hint="eastAsia"/>
+          <w:b/>
+          <w:bCs/>
+        </w:rPr>
+        <w:t xml:space="preserve">  </w:t>
+      </w:r>
+      <w:r>
+        <w:rPr>
+          <w:rFonts w:hint="eastAsia"/>
+          <w:b/>
+          <w:bCs/>
+          <w:color w:val="EE0000"/>
+        </w:rPr>
+        <w:t>且TTL模块的Tx连接下方的</w:t>
+      </w:r>
+      <w:r>
+        <w:rPr>
+          <w:rFonts w:hint="eastAsia"/>
+          <w:b/>
+          <w:bCs/>
+          <w:color w:val="EE0000"/>
+        </w:rPr>
+        <w:t>3</w:t>
+      </w:r>
+      <w:r>
+        <w:rPr>
+          <w:rFonts w:hint="eastAsia"/>
+          <w:b/>
+          <w:bCs/>
+          <w:color w:val="EE0000"/>
+        </w:rPr>
+        <w:t>号引脚，Rx连接下方的</w:t>
+      </w:r>
+      <w:r>
+        <w:rPr>
+          <w:rFonts w:hint="eastAsia"/>
+          <w:b/>
+          <w:bCs/>
+          <w:color w:val="EE0000"/>
+        </w:rPr>
+        <w:t>2</w:t>
+      </w:r>
+      <w:r>
+        <w:rPr>
+          <w:rFonts w:hint="eastAsia"/>
+          <w:b/>
+          <w:bCs/>
+          <w:color w:val="EE0000"/>
+        </w:rPr>
+        <w:t>号引脚</w:t>
       </w:r>
     </w:p>
     <w:p>
